--- a/docs/PhyWear_技术报告_官方模板.docx
+++ b/docs/PhyWear_技术报告_官方模板.docx
@@ -2127,7 +2127,7 @@
         <w:spacing w:after="40"/>
       </w:pPr>
       <w:r>
-        <w:t>| 使用的 AI 工具 | Claude Code（白名单工具，`logs/XPQHyue/` 有 44 个会话 / 14,277 事件，`validate-log.py` ALL OK）；DeepSeek Harness 作为补充证据放 `supplementary/dsh-logs/`（不在官方白名单，不计工时） |</w:t>
+        <w:t>| 使用的 AI 工具 | Claude Code（白名单工具，`logs/XPQHyue/` 有 50 个会话 / 15,283 事件，`validate-log.py` ALL OK）；DeepSeek Harness 作为补充证据放 `supplementary/dsh-logs/`（不在官方白名单，不计工时） |</w:t>
       </w:r>
     </w:p>
     <w:p>
